--- a/Stefan_Duprey_CV.docx
+++ b/Stefan_Duprey_CV.docx
@@ -2921,132 +2921,15 @@
           <w:bottom w:color="1f3a5f" w:space="3" w:sz="6" w:val="single"/>
         </w:pBdr>
         <w:spacing w:after="90" w:before="200" w:lineRule="auto"/>
-        <w:rPr/>
-      </w:pPr>
-      <w:r>
-        <w:rPr>
-          <w:rFonts w:ascii="Calibri" w:cs="Calibri" w:eastAsia="Calibri" w:hAnsi="Calibri"/>
+        <w:rPr>
           <w:b w:val="1"/>
           <w:bCs w:val="1"/>
           <w:smallCaps w:val="1"/>
           <w:color w:val="1f3a5f"/>
           <w:sz w:val="22"/>
           <w:szCs w:val="22"/>
-          <w:rtl w:val="0"/>
-        </w:rPr>
-        <w:t xml:space="preserve">LIENS</w:t>
-      </w:r>
-      <w:r>
-        <w:rPr>
-          <w:rtl w:val="0"/>
-        </w:rPr>
-      </w:r>
-    </w:p>
-    <w:p>
-      <w:pPr>
-        <w:spacing w:after="20" w:lineRule="auto"/>
-        <w:rPr/>
-      </w:pPr>
-      <w:r>
-        <w:rPr>
-          <w:rFonts w:ascii="Calibri" w:cs="Calibri" w:eastAsia="Calibri" w:hAnsi="Calibri"/>
-          <w:b w:val="1"/>
-          <w:bCs w:val="1"/>
-          <w:color w:val="1f3a5f"/>
-          <w:sz w:val="18"/>
-          <w:szCs w:val="18"/>
-          <w:rtl w:val="0"/>
-        </w:rPr>
-        <w:t xml:space="preserve">LinkedIn</w:t>
-      </w:r>
-      <w:r>
-        <w:rPr>
-          <w:rFonts w:ascii="Calibri" w:cs="Calibri" w:eastAsia="Calibri" w:hAnsi="Calibri"/>
-          <w:color w:val="888888"/>
-          <w:sz w:val="18"/>
-          <w:szCs w:val="18"/>
-          <w:rtl w:val="0"/>
-        </w:rPr>
-        <w:t xml:space="preserve">   ·   </w:t>
-      </w:r>
-      <w:r>
-        <w:rPr>
-          <w:rFonts w:ascii="Calibri" w:cs="Calibri" w:eastAsia="Calibri" w:hAnsi="Calibri"/>
-          <w:b w:val="1"/>
-          <w:bCs w:val="1"/>
-          <w:color w:val="1f3a5f"/>
-          <w:sz w:val="18"/>
-          <w:szCs w:val="18"/>
-          <w:rtl w:val="0"/>
-        </w:rPr>
-        <w:t xml:space="preserve">Publications &amp; conférences (SlideShare)</w:t>
-      </w:r>
-      <w:r>
-        <w:rPr>
-          <w:rFonts w:ascii="Calibri" w:cs="Calibri" w:eastAsia="Calibri" w:hAnsi="Calibri"/>
-          <w:color w:val="888888"/>
-          <w:sz w:val="18"/>
-          <w:szCs w:val="18"/>
-          <w:rtl w:val="0"/>
-        </w:rPr>
-        <w:t xml:space="preserve">   ·   </w:t>
-      </w:r>
-      <w:r>
-        <w:rPr>
-          <w:rFonts w:ascii="Calibri" w:cs="Calibri" w:eastAsia="Calibri" w:hAnsi="Calibri"/>
-          <w:b w:val="1"/>
-          <w:bCs w:val="1"/>
-          <w:color w:val="1f3a5f"/>
-          <w:sz w:val="18"/>
-          <w:szCs w:val="18"/>
-          <w:rtl w:val="0"/>
-        </w:rPr>
-        <w:t xml:space="preserve">GitHub</w:t>
-      </w:r>
-      <w:r>
-        <w:rPr>
-          <w:rFonts w:ascii="Calibri" w:cs="Calibri" w:eastAsia="Calibri" w:hAnsi="Calibri"/>
-          <w:color w:val="888888"/>
-          <w:sz w:val="18"/>
-          <w:szCs w:val="18"/>
-          <w:rtl w:val="0"/>
-        </w:rPr>
-        <w:t xml:space="preserve">   ·   </w:t>
-      </w:r>
-      <w:r>
-        <w:rPr>
-          <w:rFonts w:ascii="Calibri" w:cs="Calibri" w:eastAsia="Calibri" w:hAnsi="Calibri"/>
-          <w:b w:val="1"/>
-          <w:bCs w:val="1"/>
-          <w:color w:val="1f3a5f"/>
-          <w:sz w:val="18"/>
-          <w:szCs w:val="18"/>
-          <w:rtl w:val="0"/>
-        </w:rPr>
-        <w:t xml:space="preserve">Kaggle (Top 1 %)</w:t>
-      </w:r>
-      <w:r>
-        <w:rPr>
-          <w:rFonts w:ascii="Calibri" w:cs="Calibri" w:eastAsia="Calibri" w:hAnsi="Calibri"/>
-          <w:color w:val="888888"/>
-          <w:sz w:val="18"/>
-          <w:szCs w:val="18"/>
-          <w:rtl w:val="0"/>
-        </w:rPr>
-        <w:t xml:space="preserve">   ·   </w:t>
-      </w:r>
-      <w:r>
-        <w:rPr>
-          <w:rFonts w:ascii="Calibri" w:cs="Calibri" w:eastAsia="Calibri" w:hAnsi="Calibri"/>
-          <w:b w:val="1"/>
-          <w:bCs w:val="1"/>
-          <w:color w:val="1f3a5f"/>
-          <w:sz w:val="18"/>
-          <w:szCs w:val="18"/>
-          <w:rtl w:val="0"/>
-        </w:rPr>
-        <w:t xml:space="preserve">Academia</w:t>
-      </w:r>
+        </w:rPr>
+      </w:pPr>
       <w:r>
         <w:rPr>
           <w:rtl w:val="0"/>
@@ -3072,6 +2955,147 @@
           <w:szCs w:val="22"/>
           <w:rtl w:val="0"/>
         </w:rPr>
+        <w:t xml:space="preserve">LIENS</w:t>
+      </w:r>
+      <w:r>
+        <w:rPr>
+          <w:rtl w:val="0"/>
+        </w:rPr>
+      </w:r>
+    </w:p>
+    <w:p>
+      <w:pPr>
+        <w:spacing w:after="20" w:lineRule="auto"/>
+        <w:rPr>
+          <w:sz w:val="24"/>
+          <w:szCs w:val="24"/>
+        </w:rPr>
+      </w:pPr>
+      <w:r>
+        <w:rPr>
+          <w:rFonts w:ascii="Calibri" w:cs="Calibri" w:eastAsia="Calibri" w:hAnsi="Calibri"/>
+          <w:b w:val="1"/>
+          <w:bCs w:val="1"/>
+          <w:color w:val="1f3a5f"/>
+          <w:sz w:val="22"/>
+          <w:szCs w:val="22"/>
+          <w:rtl w:val="0"/>
+        </w:rPr>
+        <w:t xml:space="preserve">LinkedIn</w:t>
+      </w:r>
+      <w:r>
+        <w:rPr>
+          <w:rFonts w:ascii="Calibri" w:cs="Calibri" w:eastAsia="Calibri" w:hAnsi="Calibri"/>
+          <w:color w:val="888888"/>
+          <w:sz w:val="22"/>
+          <w:szCs w:val="22"/>
+          <w:rtl w:val="0"/>
+        </w:rPr>
+        <w:t xml:space="preserve">   ·   </w:t>
+      </w:r>
+      <w:r>
+        <w:rPr>
+          <w:rFonts w:ascii="Calibri" w:cs="Calibri" w:eastAsia="Calibri" w:hAnsi="Calibri"/>
+          <w:b w:val="1"/>
+          <w:bCs w:val="1"/>
+          <w:color w:val="1f3a5f"/>
+          <w:sz w:val="22"/>
+          <w:szCs w:val="22"/>
+          <w:rtl w:val="0"/>
+        </w:rPr>
+        <w:t xml:space="preserve">Publications &amp; conférences (SlideShare)</w:t>
+      </w:r>
+      <w:r>
+        <w:rPr>
+          <w:rFonts w:ascii="Calibri" w:cs="Calibri" w:eastAsia="Calibri" w:hAnsi="Calibri"/>
+          <w:color w:val="888888"/>
+          <w:sz w:val="22"/>
+          <w:szCs w:val="22"/>
+          <w:rtl w:val="0"/>
+        </w:rPr>
+        <w:t xml:space="preserve">   ·   </w:t>
+      </w:r>
+      <w:r>
+        <w:rPr>
+          <w:rFonts w:ascii="Calibri" w:cs="Calibri" w:eastAsia="Calibri" w:hAnsi="Calibri"/>
+          <w:b w:val="1"/>
+          <w:bCs w:val="1"/>
+          <w:color w:val="1f3a5f"/>
+          <w:sz w:val="22"/>
+          <w:szCs w:val="22"/>
+          <w:rtl w:val="0"/>
+        </w:rPr>
+        <w:t xml:space="preserve">GitHub</w:t>
+      </w:r>
+      <w:r>
+        <w:rPr>
+          <w:rFonts w:ascii="Calibri" w:cs="Calibri" w:eastAsia="Calibri" w:hAnsi="Calibri"/>
+          <w:color w:val="888888"/>
+          <w:sz w:val="22"/>
+          <w:szCs w:val="22"/>
+          <w:rtl w:val="0"/>
+        </w:rPr>
+        <w:t xml:space="preserve">   ·   </w:t>
+      </w:r>
+      <w:r>
+        <w:rPr>
+          <w:rFonts w:ascii="Calibri" w:cs="Calibri" w:eastAsia="Calibri" w:hAnsi="Calibri"/>
+          <w:b w:val="1"/>
+          <w:bCs w:val="1"/>
+          <w:color w:val="1f3a5f"/>
+          <w:sz w:val="22"/>
+          <w:szCs w:val="22"/>
+          <w:rtl w:val="0"/>
+        </w:rPr>
+        <w:t xml:space="preserve">Kaggle (Top 1 %)</w:t>
+      </w:r>
+      <w:r>
+        <w:rPr>
+          <w:rFonts w:ascii="Calibri" w:cs="Calibri" w:eastAsia="Calibri" w:hAnsi="Calibri"/>
+          <w:color w:val="888888"/>
+          <w:sz w:val="22"/>
+          <w:szCs w:val="22"/>
+          <w:rtl w:val="0"/>
+        </w:rPr>
+        <w:t xml:space="preserve">   ·   </w:t>
+      </w:r>
+      <w:r>
+        <w:rPr>
+          <w:rFonts w:ascii="Calibri" w:cs="Calibri" w:eastAsia="Calibri" w:hAnsi="Calibri"/>
+          <w:b w:val="1"/>
+          <w:bCs w:val="1"/>
+          <w:color w:val="1f3a5f"/>
+          <w:sz w:val="22"/>
+          <w:szCs w:val="22"/>
+          <w:rtl w:val="0"/>
+        </w:rPr>
+        <w:t xml:space="preserve">Academia</w:t>
+      </w:r>
+      <w:r>
+        <w:rPr>
+          <w:rtl w:val="0"/>
+        </w:rPr>
+      </w:r>
+    </w:p>
+    <w:p>
+      <w:pPr>
+        <w:pBdr>
+          <w:bottom w:color="1f3a5f" w:space="3" w:sz="6" w:val="single"/>
+        </w:pBdr>
+        <w:spacing w:after="90" w:before="200" w:lineRule="auto"/>
+        <w:rPr/>
+      </w:pPr>
+      <w:r>
+        <w:rPr>
+          <w:rFonts w:ascii="Calibri" w:cs="Calibri" w:eastAsia="Calibri" w:hAnsi="Calibri"/>
+          <w:b w:val="1"/>
+          <w:bCs w:val="1"/>
+          <w:smallCaps w:val="1"/>
+          <w:color w:val="1f3a5f"/>
+          <w:sz w:val="22"/>
+          <w:szCs w:val="22"/>
+          <w:rtl w:val="0"/>
+        </w:rPr>
         <w:t xml:space="preserve">LANGUES</w:t>
       </w:r>
       <w:r>
@@ -3082,16 +3106,19 @@
     </w:p>
     <w:p>
       <w:pPr>
-        <w:rPr/>
-      </w:pPr>
-      <w:r>
-        <w:rPr>
-          <w:rFonts w:ascii="Calibri" w:cs="Calibri" w:eastAsia="Calibri" w:hAnsi="Calibri"/>
-          <w:b w:val="1"/>
-          <w:bCs w:val="1"/>
-          <w:color w:val="222222"/>
-          <w:sz w:val="19"/>
-          <w:szCs w:val="19"/>
+        <w:rPr>
+          <w:sz w:val="22"/>
+          <w:szCs w:val="22"/>
+        </w:rPr>
+      </w:pPr>
+      <w:r>
+        <w:rPr>
+          <w:rFonts w:ascii="Calibri" w:cs="Calibri" w:eastAsia="Calibri" w:hAnsi="Calibri"/>
+          <w:b w:val="1"/>
+          <w:bCs w:val="1"/>
+          <w:color w:val="222222"/>
+          <w:sz w:val="21"/>
+          <w:szCs w:val="21"/>
           <w:rtl w:val="0"/>
         </w:rPr>
         <w:t xml:space="preserve">Français</w:t>
@@ -3100,8 +3127,8 @@
         <w:rPr>
           <w:rFonts w:ascii="Calibri" w:cs="Calibri" w:eastAsia="Calibri" w:hAnsi="Calibri"/>
           <w:color w:val="222222"/>
-          <w:sz w:val="19"/>
-          <w:szCs w:val="19"/>
+          <w:sz w:val="21"/>
+          <w:szCs w:val="21"/>
           <w:rtl w:val="0"/>
         </w:rPr>
         <w:t xml:space="preserve"> (langue maternelle)     </w:t>
@@ -3112,8 +3139,8 @@
           <w:b w:val="1"/>
           <w:bCs w:val="1"/>
           <w:color w:val="222222"/>
-          <w:sz w:val="19"/>
-          <w:szCs w:val="19"/>
+          <w:sz w:val="21"/>
+          <w:szCs w:val="21"/>
           <w:rtl w:val="0"/>
         </w:rPr>
         <w:t xml:space="preserve">Anglais</w:t>
@@ -3122,8 +3149,8 @@
         <w:rPr>
           <w:rFonts w:ascii="Calibri" w:cs="Calibri" w:eastAsia="Calibri" w:hAnsi="Calibri"/>
           <w:color w:val="222222"/>
-          <w:sz w:val="19"/>
-          <w:szCs w:val="19"/>
+          <w:sz w:val="21"/>
+          <w:szCs w:val="21"/>
           <w:rtl w:val="0"/>
         </w:rPr>
         <w:t xml:space="preserve"> (courant)     </w:t>
@@ -3134,8 +3161,8 @@
           <w:b w:val="1"/>
           <w:bCs w:val="1"/>
           <w:color w:val="222222"/>
-          <w:sz w:val="19"/>
-          <w:szCs w:val="19"/>
+          <w:sz w:val="21"/>
+          <w:szCs w:val="21"/>
           <w:rtl w:val="0"/>
         </w:rPr>
         <w:t xml:space="preserve">Allemand</w:t>
@@ -3144,33 +3171,11 @@
         <w:rPr>
           <w:rFonts w:ascii="Calibri" w:cs="Calibri" w:eastAsia="Calibri" w:hAnsi="Calibri"/>
           <w:color w:val="222222"/>
-          <w:sz w:val="19"/>
-          <w:szCs w:val="19"/>
+          <w:sz w:val="21"/>
+          <w:szCs w:val="21"/>
           <w:rtl w:val="0"/>
         </w:rPr>
         <w:t xml:space="preserve"> (professionnel — diplôme Goethe Institut)     </w:t>
-      </w:r>
-      <w:r>
-        <w:rPr>
-          <w:rFonts w:ascii="Calibri" w:cs="Calibri" w:eastAsia="Calibri" w:hAnsi="Calibri"/>
-          <w:b w:val="1"/>
-          <w:bCs w:val="1"/>
-          <w:color w:val="222222"/>
-          <w:sz w:val="19"/>
-          <w:szCs w:val="19"/>
-          <w:rtl w:val="0"/>
-        </w:rPr>
-        <w:t xml:space="preserve">Chinois</w:t>
-      </w:r>
-      <w:r>
-        <w:rPr>
-          <w:rFonts w:ascii="Calibri" w:cs="Calibri" w:eastAsia="Calibri" w:hAnsi="Calibri"/>
-          <w:color w:val="222222"/>
-          <w:sz w:val="19"/>
-          <w:szCs w:val="19"/>
-          <w:rtl w:val="0"/>
-        </w:rPr>
-        <w:t xml:space="preserve"> (élémentaire)</w:t>
       </w:r>
       <w:r>
         <w:rPr>

--- a/Stefan_Duprey_CV.docx
+++ b/Stefan_Duprey_CV.docx
@@ -1614,7 +1614,12 @@
                 <w:vertAlign w:val="baseline"/>
                 <w:rtl w:val="0"/>
               </w:rPr>
-              <w:t xml:space="preserve">pipelines DataOps, librairies Python de backtesting, bots de trading / signaux, dashboards produits.</w:t>
+              <w:t xml:space="preserve">pipelines DataOps, librairies Python de backtesting, bots de trading / signaux, dashboards produits. Multi-container Docker setup built on the open-source Hummingbot framework, handling multiple pairs and venues</w:t>
+            </w:r>
+            <w:r>
+              <w:rPr>
+                <w:rtl w:val="0"/>
+              </w:rPr>
             </w:r>
           </w:p>
           <w:p>
@@ -1955,7 +1960,35 @@
                 <w:vertAlign w:val="baseline"/>
                 <w:rtl w:val="0"/>
               </w:rPr>
-              <w:t xml:space="preserve">Product blockchain : </w:t>
+              <w:t xml:space="preserve">Product management</w:t>
+            </w:r>
+            <w:r>
+              <w:rPr>
+                <w:b w:val="1"/>
+                <w:bCs w:val="1"/>
+                <w:color w:val="17324d"/>
+                <w:rtl w:val="0"/>
+              </w:rPr>
+              <w:t xml:space="preserve"> </w:t>
+            </w:r>
+            <w:r>
+              <w:rPr>
+                <w:rFonts w:ascii="Calibri" w:cs="Calibri" w:eastAsia="Calibri" w:hAnsi="Calibri"/>
+                <w:b w:val="1"/>
+                <w:bCs w:val="1"/>
+                <w:i w:val="0"/>
+                <w:iCs w:val="0"/>
+                <w:smallCaps w:val="0"/>
+                <w:strike w:val="0"/>
+                <w:color w:val="17324d"/>
+                <w:sz w:val="19"/>
+                <w:szCs w:val="19"/>
+                <w:u w:val="none"/>
+                <w:shd w:fill="auto" w:val="clear"/>
+                <w:vertAlign w:val="baseline"/>
+                <w:rtl w:val="0"/>
+              </w:rPr>
+              <w:t xml:space="preserve">: </w:t>
             </w:r>
             <w:r>
               <w:rPr>

--- a/Stefan_Duprey_CV.docx
+++ b/Stefan_Duprey_CV.docx
@@ -1259,6 +1259,15 @@
             </w:pPr>
             <w:r>
               <w:rPr>
+                <w:b w:val="1"/>
+                <w:bCs w:val="1"/>
+                <w:color w:val="17324d"/>
+                <w:rtl w:val="0"/>
+              </w:rPr>
+              <w:t xml:space="preserve">Tech </w:t>
+            </w:r>
+            <w:r>
+              <w:rPr>
                 <w:rFonts w:ascii="Calibri" w:cs="Calibri" w:eastAsia="Calibri" w:hAnsi="Calibri"/>
                 <w:b w:val="1"/>
                 <w:bCs w:val="1"/>
@@ -1274,7 +1283,35 @@
                 <w:vertAlign w:val="baseline"/>
                 <w:rtl w:val="0"/>
               </w:rPr>
-              <w:t xml:space="preserve">Lead technique — Proof of Value « IA au service de la chaîne DevOps / Data » </w:t>
+              <w:t xml:space="preserve">Lead </w:t>
+            </w:r>
+            <w:r>
+              <w:rPr>
+                <w:b w:val="1"/>
+                <w:bCs w:val="1"/>
+                <w:color w:val="17324d"/>
+                <w:rtl w:val="0"/>
+              </w:rPr>
+              <w:t xml:space="preserve">AI </w:t>
+            </w:r>
+            <w:r>
+              <w:rPr>
+                <w:rFonts w:ascii="Calibri" w:cs="Calibri" w:eastAsia="Calibri" w:hAnsi="Calibri"/>
+                <w:b w:val="1"/>
+                <w:bCs w:val="1"/>
+                <w:i w:val="0"/>
+                <w:iCs w:val="0"/>
+                <w:smallCaps w:val="0"/>
+                <w:strike w:val="0"/>
+                <w:color w:val="17324d"/>
+                <w:sz w:val="19"/>
+                <w:szCs w:val="19"/>
+                <w:u w:val="none"/>
+                <w:shd w:fill="auto" w:val="clear"/>
+                <w:vertAlign w:val="baseline"/>
+                <w:rtl w:val="0"/>
+              </w:rPr>
+              <w:t xml:space="preserve">— Proof of Value « IA au service de la chaîne DevOps / Data » </w:t>
             </w:r>
             <w:r>
               <w:rPr>
@@ -1294,6 +1331,53 @@
                 <w:rtl w:val="0"/>
               </w:rPr>
               <w:t xml:space="preserve">pour une grande banque française (via Keyrus) : intégration d'agents IA dans la CI/CD, génération de tests assistée par IA, outil automatisé de data lineage (SQLGlot / NetworkX).</w:t>
+            </w:r>
+          </w:p>
+          <w:p>
+            <w:pPr>
+              <w:keepNext w:val="0"/>
+              <w:keepLines w:val="0"/>
+              <w:pageBreakBefore w:val="0"/>
+              <w:widowControl w:val="1"/>
+              <w:numPr>
+                <w:ilvl w:val="0"/>
+                <w:numId w:val="1"/>
+              </w:numPr>
+              <w:pBdr>
+                <w:top w:space="0" w:sz="0" w:val="nil"/>
+                <w:left w:space="0" w:sz="0" w:val="nil"/>
+                <w:bottom w:space="0" w:sz="0" w:val="nil"/>
+                <w:right w:space="0" w:sz="0" w:val="nil"/>
+                <w:between w:space="0" w:sz="0" w:val="nil"/>
+              </w:pBdr>
+              <w:shd w:fill="auto" w:val="clear"/>
+              <w:spacing w:after="60" w:before="0" w:line="252.00000000000003" w:lineRule="auto"/>
+              <w:ind w:left="720" w:right="0" w:hanging="360"/>
+              <w:jc w:val="left"/>
+              <w:rPr>
+                <w:u w:val="none"/>
+              </w:rPr>
+            </w:pPr>
+            <w:r>
+              <w:rPr>
+                <w:b w:val="1"/>
+                <w:bCs w:val="1"/>
+                <w:color w:val="17324d"/>
+                <w:rtl w:val="0"/>
+              </w:rPr>
+              <w:t xml:space="preserve">Tech Lead AI –  PoC LLM for RPA </w:t>
+            </w:r>
+            <w:r>
+              <w:rPr>
+                <w:rtl w:val="0"/>
+              </w:rPr>
+              <w:t xml:space="preserve">conception d'un agent web qui automatise la saisie multi-assureurs pour les courtiers. Il repose sur un moteur de schema matching hybride (règles, embeddings, LLM), le System 1 model (SoM), JEV et typesafe.ai, le tout sur une architecture Azure souveraine.</w:t>
+            </w:r>
+            <w:r>
+              <w:rPr>
+                <w:rtl w:val="0"/>
+              </w:rPr>
+              <w:t xml:space="preserve"> </w:t>
             </w:r>
           </w:p>
           <w:p>

--- a/Stefan_Duprey_CV.docx
+++ b/Stefan_Duprey_CV.docx
@@ -1365,7 +1365,7 @@
                 <w:color w:val="17324d"/>
                 <w:rtl w:val="0"/>
               </w:rPr>
-              <w:t xml:space="preserve">Tech Lead AI –  PoC LLM for RPA </w:t>
+              <w:t xml:space="preserve">Tech Lead AI –  PoC LLM piloting RPA </w:t>
             </w:r>
             <w:r>
               <w:rPr>

--- a/Stefan_Duprey_CV.docx
+++ b/Stefan_Duprey_CV.docx
@@ -380,7 +380,29 @@
                 <w:szCs w:val="17"/>
                 <w:rtl w:val="0"/>
               </w:rPr>
-              <w:t xml:space="preserve">GCP Vertex AI (certifié PMLE) · AWS (EC2, S3, Redshift) · Docker · Airflow · Kafka · POC → production</w:t>
+              <w:t xml:space="preserve">GCP Vertex AI (certifié PMLE) · AWS</w:t>
+            </w:r>
+            <w:r>
+              <w:rPr>
+                <w:sz w:val="17"/>
+                <w:szCs w:val="17"/>
+                <w:rtl w:val="0"/>
+              </w:rPr>
+              <w:t xml:space="preserve">·Azure</w:t>
+            </w:r>
+            <w:r>
+              <w:rPr>
+                <w:rFonts w:ascii="Calibri" w:cs="Calibri" w:eastAsia="Calibri" w:hAnsi="Calibri"/>
+                <w:b w:val="0"/>
+                <w:bCs w:val="0"/>
+                <w:i w:val="0"/>
+                <w:iCs w:val="0"/>
+                <w:color w:val="222528"/>
+                <w:sz w:val="17"/>
+                <w:szCs w:val="17"/>
+                <w:rtl w:val="0"/>
+              </w:rPr>
+              <w:t xml:space="preserve">  </w:t>
             </w:r>
             <w:r>
               <w:rPr>
@@ -436,21 +458,30 @@
           <w:p>
             <w:pPr>
               <w:spacing w:after="120" w:line="250" w:lineRule="auto"/>
-              <w:rPr/>
-            </w:pPr>
-            <w:r>
-              <w:rPr>
-                <w:rFonts w:ascii="Calibri" w:cs="Calibri" w:eastAsia="Calibri" w:hAnsi="Calibri"/>
-                <w:b w:val="1"/>
-                <w:bCs w:val="1"/>
-                <w:i w:val="0"/>
-                <w:iCs w:val="0"/>
-                <w:color w:val="17324d"/>
-                <w:sz w:val="17"/>
-                <w:szCs w:val="17"/>
-                <w:rtl w:val="0"/>
-              </w:rPr>
-              <w:t xml:space="preserve">Langages &amp; data</w:t>
+              <w:rPr>
+                <w:rFonts w:ascii="Calibri" w:cs="Calibri" w:eastAsia="Calibri" w:hAnsi="Calibri"/>
+                <w:b w:val="0"/>
+                <w:bCs w:val="0"/>
+                <w:i w:val="0"/>
+                <w:iCs w:val="0"/>
+                <w:color w:val="222528"/>
+                <w:sz w:val="17"/>
+                <w:szCs w:val="17"/>
+              </w:rPr>
+            </w:pPr>
+            <w:r>
+              <w:rPr>
+                <w:rFonts w:ascii="Calibri" w:cs="Calibri" w:eastAsia="Calibri" w:hAnsi="Calibri"/>
+                <w:b w:val="1"/>
+                <w:bCs w:val="1"/>
+                <w:i w:val="0"/>
+                <w:iCs w:val="0"/>
+                <w:color w:val="17324d"/>
+                <w:sz w:val="17"/>
+                <w:szCs w:val="17"/>
+                <w:rtl w:val="0"/>
+              </w:rPr>
+              <w:t xml:space="preserve">Langages</w:t>
             </w:r>
             <w:r>
               <w:rPr>
@@ -470,17 +501,106 @@
                 <w:szCs w:val="17"/>
                 <w:rtl w:val="0"/>
               </w:rPr>
-              <w:t xml:space="preserve">Python, Java / Spring Boot, R, SQL, Solidity · Spark · PostgreSQL / Redshift · ElasticSearch</w:t>
-            </w:r>
-            <w:r>
-              <w:rPr>
-                <w:rtl w:val="0"/>
-              </w:rPr>
+              <w:t xml:space="preserve">Python, Java, Matlab,  R, SQL, Solidity  </w:t>
             </w:r>
           </w:p>
           <w:p>
             <w:pPr>
               <w:spacing w:after="120" w:line="250" w:lineRule="auto"/>
+              <w:rPr>
+                <w:sz w:val="17"/>
+                <w:szCs w:val="17"/>
+              </w:rPr>
+            </w:pPr>
+            <w:r>
+              <w:rPr>
+                <w:b w:val="1"/>
+                <w:bCs w:val="1"/>
+                <w:color w:val="17324d"/>
+                <w:sz w:val="17"/>
+                <w:szCs w:val="17"/>
+                <w:rtl w:val="0"/>
+              </w:rPr>
+              <w:t xml:space="preserve">Data</w:t>
+            </w:r>
+            <w:r>
+              <w:rPr>
+                <w:rtl w:val="0"/>
+              </w:rPr>
+            </w:r>
+          </w:p>
+          <w:p>
+            <w:pPr>
+              <w:spacing w:after="120" w:line="250" w:lineRule="auto"/>
+              <w:rPr/>
+            </w:pPr>
+            <w:r>
+              <w:rPr>
+                <w:rFonts w:ascii="Calibri" w:cs="Calibri" w:eastAsia="Calibri" w:hAnsi="Calibri"/>
+                <w:b w:val="0"/>
+                <w:bCs w:val="0"/>
+                <w:i w:val="0"/>
+                <w:iCs w:val="0"/>
+                <w:color w:val="222528"/>
+                <w:sz w:val="17"/>
+                <w:szCs w:val="17"/>
+                <w:rtl w:val="0"/>
+              </w:rPr>
+              <w:t xml:space="preserve">PostgreSQL </w:t>
+            </w:r>
+            <w:r>
+              <w:rPr>
+                <w:sz w:val="17"/>
+                <w:szCs w:val="17"/>
+                <w:rtl w:val="0"/>
+              </w:rPr>
+              <w:t xml:space="preserve">·</w:t>
+            </w:r>
+            <w:r>
+              <w:rPr>
+                <w:rFonts w:ascii="Calibri" w:cs="Calibri" w:eastAsia="Calibri" w:hAnsi="Calibri"/>
+                <w:b w:val="0"/>
+                <w:bCs w:val="0"/>
+                <w:i w:val="0"/>
+                <w:iCs w:val="0"/>
+                <w:color w:val="222528"/>
+                <w:sz w:val="17"/>
+                <w:szCs w:val="17"/>
+                <w:rtl w:val="0"/>
+              </w:rPr>
+              <w:t xml:space="preserve"> Redshift · </w:t>
+            </w:r>
+            <w:r>
+              <w:rPr>
+                <w:sz w:val="17"/>
+                <w:szCs w:val="17"/>
+                <w:rtl w:val="0"/>
+              </w:rPr>
+              <w:t xml:space="preserve">E</w:t>
+            </w:r>
+            <w:r>
+              <w:rPr>
+                <w:rFonts w:ascii="Calibri" w:cs="Calibri" w:eastAsia="Calibri" w:hAnsi="Calibri"/>
+                <w:b w:val="0"/>
+                <w:bCs w:val="0"/>
+                <w:i w:val="0"/>
+                <w:iCs w:val="0"/>
+                <w:color w:val="222528"/>
+                <w:sz w:val="17"/>
+                <w:szCs w:val="17"/>
+                <w:rtl w:val="0"/>
+              </w:rPr>
+              <w:t xml:space="preserve">lasticSearch</w:t>
+            </w:r>
+            <w:r>
+              <w:rPr>
+                <w:rtl w:val="0"/>
+              </w:rPr>
+            </w:r>
+          </w:p>
+          <w:p>
+            <w:pPr>
+              <w:spacing w:after="120" w:line="250" w:lineRule="auto"/>
               <w:rPr/>
             </w:pPr>
             <w:r>
@@ -505,17 +625,11 @@
             </w:r>
             <w:r>
               <w:rPr>
-                <w:rFonts w:ascii="Calibri" w:cs="Calibri" w:eastAsia="Calibri" w:hAnsi="Calibri"/>
-                <w:b w:val="0"/>
-                <w:bCs w:val="0"/>
-                <w:i w:val="0"/>
-                <w:iCs w:val="0"/>
-                <w:color w:val="222528"/>
-                <w:sz w:val="17"/>
-                <w:szCs w:val="17"/>
-                <w:rtl w:val="0"/>
-              </w:rPr>
-              <w:t xml:space="preserve">Modules IA / data science — EPITA, Dauphine, Aivancity, Mines de Nancy, Albert School</w:t>
+                <w:sz w:val="17"/>
+                <w:szCs w:val="17"/>
+                <w:rtl w:val="0"/>
+              </w:rPr>
+              <w:t xml:space="preserve">AI -Data science - Software development Mathematics </w:t>
             </w:r>
             <w:r>
               <w:rPr>
@@ -554,7 +668,10 @@
           <w:p>
             <w:pPr>
               <w:spacing w:after="40" w:line="250" w:lineRule="auto"/>
-              <w:rPr/>
+              <w:rPr>
+                <w:sz w:val="17"/>
+                <w:szCs w:val="17"/>
+              </w:rPr>
             </w:pPr>
             <w:r>
               <w:rPr>
@@ -574,6 +691,31 @@
               <w:rPr>
                 <w:rtl w:val="0"/>
               </w:rPr>
+            </w:r>
+          </w:p>
+          <w:p>
+            <w:pPr>
+              <w:spacing w:after="40" w:line="250" w:lineRule="auto"/>
+              <w:rPr>
+                <w:sz w:val="17"/>
+                <w:szCs w:val="17"/>
+              </w:rPr>
+            </w:pPr>
+            <w:r>
+              <w:rPr>
+                <w:sz w:val="17"/>
+                <w:szCs w:val="17"/>
+                <w:rtl w:val="0"/>
+              </w:rPr>
+              <w:t xml:space="preserve">Claude Certified Architect - Foundations</w:t>
+            </w:r>
+            <w:r>
+              <w:rPr>
+                <w:sz w:val="17"/>
+                <w:szCs w:val="17"/>
+                <w:rtl w:val="0"/>
+              </w:rPr>
+              <w:t xml:space="preserve"> </w:t>
             </w:r>
           </w:p>
           <w:p>

--- a/Stefan_Duprey_CV.docx
+++ b/Stefan_Duprey_CV.docx
@@ -629,7 +629,7 @@
                 <w:szCs w:val="17"/>
                 <w:rtl w:val="0"/>
               </w:rPr>
-              <w:t xml:space="preserve">AI -Data science - Software development Mathematics </w:t>
+              <w:t xml:space="preserve">AI -Data science - Software development Mathematics  - Financial Mathematics</w:t>
             </w:r>
             <w:r>
               <w:rPr>
@@ -673,20 +673,23 @@
                 <w:szCs w:val="17"/>
               </w:rPr>
             </w:pPr>
-            <w:r>
-              <w:rPr>
-                <w:rFonts w:ascii="Calibri" w:cs="Calibri" w:eastAsia="Calibri" w:hAnsi="Calibri"/>
-                <w:b w:val="0"/>
-                <w:bCs w:val="0"/>
-                <w:i w:val="0"/>
-                <w:iCs w:val="0"/>
-                <w:color w:val="222528"/>
-                <w:sz w:val="17"/>
-                <w:szCs w:val="17"/>
-                <w:rtl w:val="0"/>
-              </w:rPr>
-              <w:t xml:space="preserve">Google Cloud — Professional Machine Learning Engineer</w:t>
-            </w:r>
+            <w:hyperlink r:id="rId10">
+              <w:r>
+                <w:rPr>
+                  <w:rFonts w:ascii="Calibri" w:cs="Calibri" w:eastAsia="Calibri" w:hAnsi="Calibri"/>
+                  <w:b w:val="0"/>
+                  <w:bCs w:val="0"/>
+                  <w:i w:val="0"/>
+                  <w:iCs w:val="0"/>
+                  <w:color w:val="1155cc"/>
+                  <w:sz w:val="17"/>
+                  <w:szCs w:val="17"/>
+                  <w:u w:val="single"/>
+                  <w:rtl w:val="0"/>
+                </w:rPr>
+                <w:t xml:space="preserve">Google Cloud — Professional Machine Learning Engineer</w:t>
+              </w:r>
+            </w:hyperlink>
             <w:r>
               <w:rPr>
                 <w:rtl w:val="0"/>
@@ -701,21 +704,34 @@
                 <w:szCs w:val="17"/>
               </w:rPr>
             </w:pPr>
-            <w:r>
-              <w:rPr>
-                <w:sz w:val="17"/>
-                <w:szCs w:val="17"/>
-                <w:rtl w:val="0"/>
-              </w:rPr>
-              <w:t xml:space="preserve">Claude Certified Architect - Foundations</w:t>
-            </w:r>
-            <w:r>
-              <w:rPr>
-                <w:sz w:val="17"/>
-                <w:szCs w:val="17"/>
-                <w:rtl w:val="0"/>
-              </w:rPr>
-              <w:t xml:space="preserve"> </w:t>
+            <w:hyperlink r:id="rId11">
+              <w:r>
+                <w:rPr>
+                  <w:color w:val="1155cc"/>
+                  <w:sz w:val="17"/>
+                  <w:szCs w:val="17"/>
+                  <w:u w:val="single"/>
+                  <w:rtl w:val="0"/>
+                </w:rPr>
+                <w:t xml:space="preserve">Claude Certified Architect - Foundations</w:t>
+              </w:r>
+            </w:hyperlink>
+            <w:hyperlink r:id="rId12">
+              <w:r>
+                <w:rPr>
+                  <w:color w:val="1155cc"/>
+                  <w:sz w:val="17"/>
+                  <w:szCs w:val="17"/>
+                  <w:u w:val="single"/>
+                  <w:rtl w:val="0"/>
+                </w:rPr>
+                <w:t xml:space="preserve"> </w:t>
+              </w:r>
+            </w:hyperlink>
+            <w:r>
+              <w:rPr>
+                <w:rtl w:val="0"/>
+              </w:rPr>
             </w:r>
           </w:p>
           <w:p>
@@ -723,20 +739,23 @@
               <w:spacing w:after="40" w:line="250" w:lineRule="auto"/>
               <w:rPr/>
             </w:pPr>
-            <w:r>
-              <w:rPr>
-                <w:rFonts w:ascii="Calibri" w:cs="Calibri" w:eastAsia="Calibri" w:hAnsi="Calibri"/>
-                <w:b w:val="0"/>
-                <w:bCs w:val="0"/>
-                <w:i w:val="0"/>
-                <w:iCs w:val="0"/>
-                <w:color w:val="222528"/>
-                <w:sz w:val="17"/>
-                <w:szCs w:val="17"/>
-                <w:rtl w:val="0"/>
-              </w:rPr>
-              <w:t xml:space="preserve">Certification AMF — Autorité des Marchés Financiers</w:t>
-            </w:r>
+            <w:hyperlink r:id="rId13">
+              <w:r>
+                <w:rPr>
+                  <w:rFonts w:ascii="Calibri" w:cs="Calibri" w:eastAsia="Calibri" w:hAnsi="Calibri"/>
+                  <w:b w:val="0"/>
+                  <w:bCs w:val="0"/>
+                  <w:i w:val="0"/>
+                  <w:iCs w:val="0"/>
+                  <w:color w:val="1155cc"/>
+                  <w:sz w:val="17"/>
+                  <w:szCs w:val="17"/>
+                  <w:u w:val="single"/>
+                  <w:rtl w:val="0"/>
+                </w:rPr>
+                <w:t xml:space="preserve">Certification AMF — Autorité des Marchés Financiers</w:t>
+              </w:r>
+            </w:hyperlink>
             <w:r>
               <w:rPr>
                 <w:rtl w:val="0"/>
@@ -921,7 +940,7 @@
               <w:spacing w:after="40" w:line="250" w:lineRule="auto"/>
               <w:rPr/>
             </w:pPr>
-            <w:hyperlink r:id="rId10">
+            <w:hyperlink r:id="rId14">
               <w:r>
                 <w:rPr>
                   <w:rFonts w:ascii="Calibri" w:cs="Calibri" w:eastAsia="Calibri" w:hAnsi="Calibri"/>
@@ -950,7 +969,7 @@
               </w:rPr>
               <w:t xml:space="preserve">  ·  </w:t>
             </w:r>
-            <w:hyperlink r:id="rId11">
+            <w:hyperlink r:id="rId15">
               <w:r>
                 <w:rPr>
                   <w:rFonts w:ascii="Calibri" w:cs="Calibri" w:eastAsia="Calibri" w:hAnsi="Calibri"/>
@@ -979,7 +998,7 @@
               </w:rPr>
               <w:t xml:space="preserve">  ·  </w:t>
             </w:r>
-            <w:hyperlink r:id="rId12">
+            <w:hyperlink r:id="rId16">
               <w:r>
                 <w:rPr>
                   <w:rFonts w:ascii="Calibri" w:cs="Calibri" w:eastAsia="Calibri" w:hAnsi="Calibri"/>
@@ -1005,7 +1024,7 @@
               <w:spacing w:after="0" w:line="250" w:lineRule="auto"/>
               <w:rPr/>
             </w:pPr>
-            <w:hyperlink r:id="rId13">
+            <w:hyperlink r:id="rId17">
               <w:r>
                 <w:rPr>
                   <w:rFonts w:ascii="Calibri" w:cs="Calibri" w:eastAsia="Calibri" w:hAnsi="Calibri"/>
@@ -1034,7 +1053,7 @@
               </w:rPr>
               <w:t xml:space="preserve">  ·  </w:t>
             </w:r>
-            <w:hyperlink r:id="rId14">
+            <w:hyperlink r:id="rId18">
               <w:r>
                 <w:rPr>
                   <w:rFonts w:ascii="Calibri" w:cs="Calibri" w:eastAsia="Calibri" w:hAnsi="Calibri"/>

--- a/Stefan_Duprey_CV.docx
+++ b/Stefan_Duprey_CV.docx
@@ -629,7 +629,7 @@
                 <w:szCs w:val="17"/>
                 <w:rtl w:val="0"/>
               </w:rPr>
-              <w:t xml:space="preserve">AI -Data science - Software development Mathematics </w:t>
+              <w:t xml:space="preserve">AI -Data science - Software development Mathematics  - Financial Mathematics</w:t>
             </w:r>
             <w:r>
               <w:rPr>
@@ -673,20 +673,23 @@
                 <w:szCs w:val="17"/>
               </w:rPr>
             </w:pPr>
-            <w:r>
-              <w:rPr>
-                <w:rFonts w:ascii="Calibri" w:cs="Calibri" w:eastAsia="Calibri" w:hAnsi="Calibri"/>
-                <w:b w:val="0"/>
-                <w:bCs w:val="0"/>
-                <w:i w:val="0"/>
-                <w:iCs w:val="0"/>
-                <w:color w:val="222528"/>
-                <w:sz w:val="17"/>
-                <w:szCs w:val="17"/>
-                <w:rtl w:val="0"/>
-              </w:rPr>
-              <w:t xml:space="preserve">Google Cloud — Professional Machine Learning Engineer</w:t>
-            </w:r>
+            <w:hyperlink r:id="rId10">
+              <w:r>
+                <w:rPr>
+                  <w:rFonts w:ascii="Calibri" w:cs="Calibri" w:eastAsia="Calibri" w:hAnsi="Calibri"/>
+                  <w:b w:val="0"/>
+                  <w:bCs w:val="0"/>
+                  <w:i w:val="0"/>
+                  <w:iCs w:val="0"/>
+                  <w:color w:val="1155cc"/>
+                  <w:sz w:val="17"/>
+                  <w:szCs w:val="17"/>
+                  <w:u w:val="single"/>
+                  <w:rtl w:val="0"/>
+                </w:rPr>
+                <w:t xml:space="preserve">Google Cloud — Professional Machine Learning Engineer</w:t>
+              </w:r>
+            </w:hyperlink>
             <w:r>
               <w:rPr>
                 <w:rtl w:val="0"/>
@@ -701,21 +704,34 @@
                 <w:szCs w:val="17"/>
               </w:rPr>
             </w:pPr>
-            <w:r>
-              <w:rPr>
-                <w:sz w:val="17"/>
-                <w:szCs w:val="17"/>
-                <w:rtl w:val="0"/>
-              </w:rPr>
-              <w:t xml:space="preserve">Claude Certified Architect - Foundations</w:t>
-            </w:r>
-            <w:r>
-              <w:rPr>
-                <w:sz w:val="17"/>
-                <w:szCs w:val="17"/>
-                <w:rtl w:val="0"/>
-              </w:rPr>
-              <w:t xml:space="preserve"> </w:t>
+            <w:hyperlink r:id="rId11">
+              <w:r>
+                <w:rPr>
+                  <w:color w:val="1155cc"/>
+                  <w:sz w:val="17"/>
+                  <w:szCs w:val="17"/>
+                  <w:u w:val="single"/>
+                  <w:rtl w:val="0"/>
+                </w:rPr>
+                <w:t xml:space="preserve">Claude Certified Architect - Foundations</w:t>
+              </w:r>
+            </w:hyperlink>
+            <w:hyperlink r:id="rId12">
+              <w:r>
+                <w:rPr>
+                  <w:color w:val="1155cc"/>
+                  <w:sz w:val="17"/>
+                  <w:szCs w:val="17"/>
+                  <w:u w:val="single"/>
+                  <w:rtl w:val="0"/>
+                </w:rPr>
+                <w:t xml:space="preserve"> </w:t>
+              </w:r>
+            </w:hyperlink>
+            <w:r>
+              <w:rPr>
+                <w:rtl w:val="0"/>
+              </w:rPr>
             </w:r>
           </w:p>
           <w:p>
@@ -723,20 +739,23 @@
               <w:spacing w:after="40" w:line="250" w:lineRule="auto"/>
               <w:rPr/>
             </w:pPr>
-            <w:r>
-              <w:rPr>
-                <w:rFonts w:ascii="Calibri" w:cs="Calibri" w:eastAsia="Calibri" w:hAnsi="Calibri"/>
-                <w:b w:val="0"/>
-                <w:bCs w:val="0"/>
-                <w:i w:val="0"/>
-                <w:iCs w:val="0"/>
-                <w:color w:val="222528"/>
-                <w:sz w:val="17"/>
-                <w:szCs w:val="17"/>
-                <w:rtl w:val="0"/>
-              </w:rPr>
-              <w:t xml:space="preserve">Certification AMF — Autorité des Marchés Financiers</w:t>
-            </w:r>
+            <w:hyperlink r:id="rId13">
+              <w:r>
+                <w:rPr>
+                  <w:rFonts w:ascii="Calibri" w:cs="Calibri" w:eastAsia="Calibri" w:hAnsi="Calibri"/>
+                  <w:b w:val="0"/>
+                  <w:bCs w:val="0"/>
+                  <w:i w:val="0"/>
+                  <w:iCs w:val="0"/>
+                  <w:color w:val="1155cc"/>
+                  <w:sz w:val="17"/>
+                  <w:szCs w:val="17"/>
+                  <w:u w:val="single"/>
+                  <w:rtl w:val="0"/>
+                </w:rPr>
+                <w:t xml:space="preserve">Certification AMF — Autorité des Marchés Financiers</w:t>
+              </w:r>
+            </w:hyperlink>
             <w:r>
               <w:rPr>
                 <w:rtl w:val="0"/>
@@ -921,7 +940,7 @@
               <w:spacing w:after="40" w:line="250" w:lineRule="auto"/>
               <w:rPr/>
             </w:pPr>
-            <w:hyperlink r:id="rId10">
+            <w:hyperlink r:id="rId14">
               <w:r>
                 <w:rPr>
                   <w:rFonts w:ascii="Calibri" w:cs="Calibri" w:eastAsia="Calibri" w:hAnsi="Calibri"/>
@@ -950,7 +969,7 @@
               </w:rPr>
               <w:t xml:space="preserve">  ·  </w:t>
             </w:r>
-            <w:hyperlink r:id="rId11">
+            <w:hyperlink r:id="rId15">
               <w:r>
                 <w:rPr>
                   <w:rFonts w:ascii="Calibri" w:cs="Calibri" w:eastAsia="Calibri" w:hAnsi="Calibri"/>
@@ -979,7 +998,7 @@
               </w:rPr>
               <w:t xml:space="preserve">  ·  </w:t>
             </w:r>
-            <w:hyperlink r:id="rId12">
+            <w:hyperlink r:id="rId16">
               <w:r>
                 <w:rPr>
                   <w:rFonts w:ascii="Calibri" w:cs="Calibri" w:eastAsia="Calibri" w:hAnsi="Calibri"/>
@@ -1005,7 +1024,7 @@
               <w:spacing w:after="0" w:line="250" w:lineRule="auto"/>
               <w:rPr/>
             </w:pPr>
-            <w:hyperlink r:id="rId13">
+            <w:hyperlink r:id="rId17">
               <w:r>
                 <w:rPr>
                   <w:rFonts w:ascii="Calibri" w:cs="Calibri" w:eastAsia="Calibri" w:hAnsi="Calibri"/>
@@ -1034,7 +1053,7 @@
               </w:rPr>
               <w:t xml:space="preserve">  ·  </w:t>
             </w:r>
-            <w:hyperlink r:id="rId14">
+            <w:hyperlink r:id="rId18">
               <w:r>
                 <w:rPr>
                   <w:rFonts w:ascii="Calibri" w:cs="Calibri" w:eastAsia="Calibri" w:hAnsi="Calibri"/>
@@ -1520,6 +1539,31 @@
                 <w:rtl w:val="0"/>
               </w:rPr>
               <w:t xml:space="preserve"> </w:t>
+            </w:r>
+          </w:p>
+          <w:p>
+            <w:pPr>
+              <w:numPr>
+                <w:ilvl w:val="0"/>
+                <w:numId w:val="1"/>
+              </w:numPr>
+              <w:spacing w:after="240" w:before="240" w:line="252.00000000000003" w:lineRule="auto"/>
+              <w:ind w:left="720" w:hanging="360"/>
+            </w:pPr>
+            <w:r>
+              <w:rPr>
+                <w:b w:val="1"/>
+                <w:bCs w:val="1"/>
+                <w:color w:val="17324d"/>
+                <w:rtl w:val="0"/>
+              </w:rPr>
+              <w:t xml:space="preserve">Technical lead AI –  PoC for an agent Text-to-SPARQL</w:t>
+            </w:r>
+            <w:r>
+              <w:rPr>
+                <w:rtl w:val="0"/>
+              </w:rPr>
+              <w:t xml:space="preserve"> to request a graph database with NLP</w:t>
             </w:r>
           </w:p>
           <w:p>

--- a/Stefan_Duprey_CV.docx
+++ b/Stefan_Duprey_CV.docx
@@ -1539,6 +1539,31 @@
                 <w:rtl w:val="0"/>
               </w:rPr>
               <w:t xml:space="preserve"> </w:t>
+            </w:r>
+          </w:p>
+          <w:p>
+            <w:pPr>
+              <w:numPr>
+                <w:ilvl w:val="0"/>
+                <w:numId w:val="1"/>
+              </w:numPr>
+              <w:spacing w:after="240" w:before="240" w:line="252.00000000000003" w:lineRule="auto"/>
+              <w:ind w:left="720" w:hanging="360"/>
+            </w:pPr>
+            <w:r>
+              <w:rPr>
+                <w:b w:val="1"/>
+                <w:bCs w:val="1"/>
+                <w:color w:val="17324d"/>
+                <w:rtl w:val="0"/>
+              </w:rPr>
+              <w:t xml:space="preserve">Technical lead AI –  PoC for an agent Text-to-SPARQL</w:t>
+            </w:r>
+            <w:r>
+              <w:rPr>
+                <w:rtl w:val="0"/>
+              </w:rPr>
+              <w:t xml:space="preserve"> to request a graph database with NLP</w:t>
             </w:r>
           </w:p>
           <w:p>

--- a/Stefan_Duprey_CV.docx
+++ b/Stefan_Duprey_CV.docx
@@ -1532,7 +1532,7 @@
               <w:rPr>
                 <w:rtl w:val="0"/>
               </w:rPr>
-              <w:t xml:space="preserve">conception d'un agent web qui automatise la saisie multi-assureurs pour les courtiers. Il repose sur un moteur de schema matching hybride (règles, embeddings, LLM), le System 1 model (SoM), JEV et typesafe.ai, le tout sur une architecture Azure souveraine.</w:t>
+              <w:t xml:space="preserve">conception d'un agent web qui automatise la saisie multi-assureurs pour les courtiers. Il repose sur un moteur de schema matching hybride (règles, embeddings, LLM), SOM archi sur une architecture Azure souveraine.</w:t>
             </w:r>
             <w:r>
               <w:rPr>
@@ -1543,27 +1543,43 @@
           </w:p>
           <w:p>
             <w:pPr>
+              <w:keepNext w:val="0"/>
+              <w:keepLines w:val="0"/>
+              <w:pageBreakBefore w:val="0"/>
+              <w:widowControl w:val="1"/>
               <w:numPr>
                 <w:ilvl w:val="0"/>
                 <w:numId w:val="1"/>
               </w:numPr>
-              <w:spacing w:after="240" w:before="240" w:line="252.00000000000003" w:lineRule="auto"/>
-              <w:ind w:left="720" w:hanging="360"/>
-            </w:pPr>
-            <w:r>
-              <w:rPr>
-                <w:b w:val="1"/>
-                <w:bCs w:val="1"/>
-                <w:color w:val="17324d"/>
-                <w:rtl w:val="0"/>
-              </w:rPr>
-              <w:t xml:space="preserve">Technical lead AI –  PoC for an agent Text-to-SPARQL</w:t>
-            </w:r>
-            <w:r>
-              <w:rPr>
-                <w:rtl w:val="0"/>
-              </w:rPr>
-              <w:t xml:space="preserve"> to request a graph database with NLP</w:t>
+              <w:pBdr>
+                <w:top w:space="0" w:sz="0" w:val="nil"/>
+                <w:left w:space="0" w:sz="0" w:val="nil"/>
+                <w:bottom w:space="0" w:sz="0" w:val="nil"/>
+                <w:right w:space="0" w:sz="0" w:val="nil"/>
+                <w:between w:space="0" w:sz="0" w:val="nil"/>
+              </w:pBdr>
+              <w:shd w:fill="auto" w:val="clear"/>
+              <w:spacing w:after="60" w:before="0" w:line="252.00000000000003" w:lineRule="auto"/>
+              <w:ind w:left="720" w:right="0" w:hanging="360"/>
+              <w:jc w:val="left"/>
+              <w:rPr>
+                <w:u w:val="none"/>
+              </w:rPr>
+            </w:pPr>
+            <w:r>
+              <w:rPr>
+                <w:b w:val="1"/>
+                <w:bCs w:val="1"/>
+                <w:color w:val="17324d"/>
+                <w:rtl w:val="0"/>
+              </w:rPr>
+              <w:t xml:space="preserve">Technical lead AI –  PoC pour un agent Text-to-SPARQL</w:t>
+            </w:r>
+            <w:r>
+              <w:rPr>
+                <w:rtl w:val="0"/>
+              </w:rPr>
+              <w:t xml:space="preserve"> pour requêter une base de graphs Neptune sur AWS</w:t>
             </w:r>
           </w:p>
           <w:p>

--- a/Stefan_Duprey_CV.docx
+++ b/Stefan_Duprey_CV.docx
@@ -1573,7 +1573,7 @@
                 <w:color w:val="17324d"/>
                 <w:rtl w:val="0"/>
               </w:rPr>
-              <w:t xml:space="preserve">Technical lead AI –  PoC pour un agent Text-to-SPARQL</w:t>
+              <w:t xml:space="preserve">Tech lead AI –  PoC pour un agent Text-to-SPARQL</w:t>
             </w:r>
             <w:r>
               <w:rPr>

--- a/Stefan_Duprey_CV.docx
+++ b/Stefan_Duprey_CV.docx
@@ -1286,7 +1286,32 @@
                 <w:szCs w:val="18"/>
                 <w:rtl w:val="0"/>
               </w:rPr>
-              <w:t xml:space="preserve">Doctorat en mathématiques appliquées · Master statistiques · Google PMLE · Top Kaggler · enseignant ML / data science (Dauphine, EPITA, Mines de Nancy, Aivancity, Albert School).</w:t>
+              <w:t xml:space="preserve">Doctorat en mathématiques appliquées · Master statistiques  · Top Kaggler · </w:t>
+            </w:r>
+            <w:r>
+              <w:rPr>
+                <w:i w:val="1"/>
+                <w:iCs w:val="1"/>
+                <w:color w:val="5c6773"/>
+                <w:sz w:val="18"/>
+                <w:szCs w:val="18"/>
+                <w:rtl w:val="0"/>
+              </w:rPr>
+              <w:t xml:space="preserve">E</w:t>
+            </w:r>
+            <w:r>
+              <w:rPr>
+                <w:rFonts w:ascii="Calibri" w:cs="Calibri" w:eastAsia="Calibri" w:hAnsi="Calibri"/>
+                <w:b w:val="0"/>
+                <w:bCs w:val="0"/>
+                <w:i w:val="1"/>
+                <w:iCs w:val="1"/>
+                <w:color w:val="5c6773"/>
+                <w:sz w:val="18"/>
+                <w:szCs w:val="18"/>
+                <w:rtl w:val="0"/>
+              </w:rPr>
+              <w:t xml:space="preserve">nseignant ML / data science (Dauphine, EPITA, Mines de Nancy, Aivancity, Albert School).</w:t>
             </w:r>
             <w:r>
               <w:rPr>
@@ -1329,6 +1354,17 @@
             </w:pPr>
             <w:r>
               <w:rPr>
+                <w:b w:val="1"/>
+                <w:bCs w:val="1"/>
+                <w:color w:val="17324d"/>
+                <w:sz w:val="20"/>
+                <w:szCs w:val="20"/>
+                <w:rtl w:val="0"/>
+              </w:rPr>
+              <w:t xml:space="preserve">Senior </w:t>
+            </w:r>
+            <w:r>
+              <w:rPr>
                 <w:rFonts w:ascii="Calibri" w:cs="Calibri" w:eastAsia="Calibri" w:hAnsi="Calibri"/>
                 <w:b w:val="1"/>
                 <w:bCs w:val="1"/>
@@ -1357,17 +1393,14 @@
             </w:pPr>
             <w:r>
               <w:rPr>
-                <w:rFonts w:ascii="Calibri" w:cs="Calibri" w:eastAsia="Calibri" w:hAnsi="Calibri"/>
-                <w:b w:val="1"/>
-                <w:bCs w:val="1"/>
-                <w:i w:val="0"/>
-                <w:iCs w:val="0"/>
+                <w:b w:val="1"/>
+                <w:bCs w:val="1"/>
                 <w:color w:val="c77b3b"/>
                 <w:sz w:val="18"/>
                 <w:szCs w:val="18"/>
                 <w:rtl w:val="0"/>
               </w:rPr>
-              <w:t xml:space="preserve">Freelance</w:t>
+              <w:t xml:space="preserve">Keyrus</w:t>
             </w:r>
             <w:r>
               <w:rPr>
@@ -1377,9 +1410,6 @@
             </w:r>
             <w:r>
               <w:rPr>
-                <w:rFonts w:ascii="Calibri" w:cs="Calibri" w:eastAsia="Calibri" w:hAnsi="Calibri"/>
-                <w:b w:val="0"/>
-                <w:bCs w:val="0"/>
                 <w:i w:val="1"/>
                 <w:iCs w:val="1"/>
                 <w:color w:val="5c6773"/>
@@ -1387,7 +1417,46 @@
                 <w:szCs w:val="17"/>
                 <w:rtl w:val="0"/>
               </w:rPr>
-              <w:t xml:space="preserve">janv. 2024 – aujourd'hui</w:t>
+              <w:t xml:space="preserve">june</w:t>
+            </w:r>
+            <w:r>
+              <w:rPr>
+                <w:rFonts w:ascii="Calibri" w:cs="Calibri" w:eastAsia="Calibri" w:hAnsi="Calibri"/>
+                <w:b w:val="0"/>
+                <w:bCs w:val="0"/>
+                <w:i w:val="1"/>
+                <w:iCs w:val="1"/>
+                <w:color w:val="5c6773"/>
+                <w:sz w:val="17"/>
+                <w:szCs w:val="17"/>
+                <w:rtl w:val="0"/>
+              </w:rPr>
+              <w:t xml:space="preserve"> 202</w:t>
+            </w:r>
+            <w:r>
+              <w:rPr>
+                <w:i w:val="1"/>
+                <w:iCs w:val="1"/>
+                <w:color w:val="5c6773"/>
+                <w:sz w:val="17"/>
+                <w:szCs w:val="17"/>
+                <w:rtl w:val="0"/>
+              </w:rPr>
+              <w:t xml:space="preserve">6</w:t>
+            </w:r>
+            <w:r>
+              <w:rPr>
+                <w:rFonts w:ascii="Calibri" w:cs="Calibri" w:eastAsia="Calibri" w:hAnsi="Calibri"/>
+                <w:b w:val="0"/>
+                <w:bCs w:val="0"/>
+                <w:i w:val="1"/>
+                <w:iCs w:val="1"/>
+                <w:color w:val="5c6773"/>
+                <w:sz w:val="17"/>
+                <w:szCs w:val="17"/>
+                <w:rtl w:val="0"/>
+              </w:rPr>
+              <w:t xml:space="preserve"> – aujourd'hui</w:t>
             </w:r>
             <w:r>
               <w:rPr>
@@ -1581,64 +1650,96 @@
               </w:rPr>
               <w:t xml:space="preserve"> pour requêter une base de graphs Neptune sur AWS</w:t>
             </w:r>
-          </w:p>
-          <w:p>
-            <w:pPr>
-              <w:keepNext w:val="0"/>
-              <w:keepLines w:val="0"/>
-              <w:pageBreakBefore w:val="0"/>
-              <w:widowControl w:val="1"/>
+            <w:r>
+              <w:rPr>
+                <w:rtl w:val="0"/>
+              </w:rPr>
+            </w:r>
+          </w:p>
+          <w:p>
+            <w:pPr>
+              <w:spacing w:after="10" w:before="175" w:lineRule="auto"/>
+              <w:rPr/>
+            </w:pPr>
+            <w:r>
+              <w:rPr>
+                <w:b w:val="1"/>
+                <w:bCs w:val="1"/>
+                <w:color w:val="17324d"/>
+                <w:sz w:val="20"/>
+                <w:szCs w:val="20"/>
+                <w:rtl w:val="0"/>
+              </w:rPr>
+              <w:t xml:space="preserve">Senior Consultant IA / ML — Enseignant</w:t>
+            </w:r>
+            <w:r>
+              <w:rPr>
+                <w:rtl w:val="0"/>
+              </w:rPr>
+            </w:r>
+          </w:p>
+          <w:p>
+            <w:pPr>
+              <w:tabs>
+                <w:tab w:val="right" w:leader="none" w:pos="6556"/>
+              </w:tabs>
+              <w:spacing w:after="30" w:lineRule="auto"/>
+              <w:rPr/>
+            </w:pPr>
+            <w:r>
+              <w:rPr>
+                <w:b w:val="1"/>
+                <w:bCs w:val="1"/>
+                <w:color w:val="c77b3b"/>
+                <w:sz w:val="18"/>
+                <w:szCs w:val="18"/>
+                <w:rtl w:val="0"/>
+              </w:rPr>
+              <w:t xml:space="preserve">Freelance</w:t>
+            </w:r>
+            <w:r>
+              <w:rPr>
+                <w:rtl w:val="0"/>
+              </w:rPr>
+              <w:tab/>
+            </w:r>
+            <w:r>
+              <w:rPr>
+                <w:i w:val="1"/>
+                <w:iCs w:val="1"/>
+                <w:color w:val="5c6773"/>
+                <w:sz w:val="17"/>
+                <w:szCs w:val="17"/>
+                <w:rtl w:val="0"/>
+              </w:rPr>
+              <w:t xml:space="preserve">janv. 2024 – aujourd'hui</w:t>
+            </w:r>
+            <w:r>
+              <w:rPr>
+                <w:rtl w:val="0"/>
+              </w:rPr>
+            </w:r>
+          </w:p>
+          <w:p>
+            <w:pPr>
               <w:numPr>
                 <w:ilvl w:val="0"/>
                 <w:numId w:val="1"/>
               </w:numPr>
-              <w:pBdr>
-                <w:top w:space="0" w:sz="0" w:val="nil"/>
-                <w:left w:space="0" w:sz="0" w:val="nil"/>
-                <w:bottom w:space="0" w:sz="0" w:val="nil"/>
-                <w:right w:space="0" w:sz="0" w:val="nil"/>
-                <w:between w:space="0" w:sz="0" w:val="nil"/>
-              </w:pBdr>
-              <w:shd w:fill="auto" w:val="clear"/>
-              <w:spacing w:after="60" w:before="0" w:line="252.00000000000003" w:lineRule="auto"/>
-              <w:ind w:left="720" w:right="0" w:hanging="360"/>
-              <w:jc w:val="left"/>
-              <w:rPr/>
-            </w:pPr>
-            <w:r>
-              <w:rPr>
-                <w:rFonts w:ascii="Calibri" w:cs="Calibri" w:eastAsia="Calibri" w:hAnsi="Calibri"/>
-                <w:b w:val="1"/>
-                <w:bCs w:val="1"/>
-                <w:i w:val="0"/>
-                <w:iCs w:val="0"/>
-                <w:smallCaps w:val="0"/>
-                <w:strike w:val="0"/>
-                <w:color w:val="17324d"/>
-                <w:sz w:val="19"/>
-                <w:szCs w:val="19"/>
-                <w:u w:val="none"/>
-                <w:shd w:fill="auto" w:val="clear"/>
-                <w:vertAlign w:val="baseline"/>
+              <w:spacing w:after="60" w:line="252.00000000000003" w:lineRule="auto"/>
+              <w:ind w:left="720" w:hanging="360"/>
+            </w:pPr>
+            <w:r>
+              <w:rPr>
+                <w:b w:val="1"/>
+                <w:bCs w:val="1"/>
+                <w:color w:val="17324d"/>
                 <w:rtl w:val="0"/>
               </w:rPr>
               <w:t xml:space="preserve">Enseignement IA, data science &amp; méthodes quantitatives : </w:t>
             </w:r>
             <w:r>
               <w:rPr>
-                <w:rFonts w:ascii="Calibri" w:cs="Calibri" w:eastAsia="Calibri" w:hAnsi="Calibri"/>
-                <w:b w:val="0"/>
-                <w:bCs w:val="0"/>
-                <w:i w:val="0"/>
-                <w:iCs w:val="0"/>
-                <w:smallCaps w:val="0"/>
-                <w:strike w:val="0"/>
-                <w:color w:val="222528"/>
-                <w:sz w:val="19"/>
-                <w:szCs w:val="19"/>
-                <w:u w:val="none"/>
-                <w:shd w:fill="auto" w:val="clear"/>
-                <w:vertAlign w:val="baseline"/>
                 <w:rtl w:val="0"/>
               </w:rPr>
               <w:t xml:space="preserve">prompt engineering &amp; LangChain / LangGraph (Albert School), data science, optimisation &amp; blockchain (EPITA), Python pour la finance (Master Finance, Dauphine), séries temporelles &amp; probabilités (Aivancity), analyse numérique (Mines de Nancy).</w:t>

--- a/Stefan_Duprey_CV.docx
+++ b/Stefan_Duprey_CV.docx
@@ -1361,21 +1361,7 @@
                 <w:szCs w:val="20"/>
                 <w:rtl w:val="0"/>
               </w:rPr>
-              <w:t xml:space="preserve">Senior </w:t>
-            </w:r>
-            <w:r>
-              <w:rPr>
-                <w:rFonts w:ascii="Calibri" w:cs="Calibri" w:eastAsia="Calibri" w:hAnsi="Calibri"/>
-                <w:b w:val="1"/>
-                <w:bCs w:val="1"/>
-                <w:i w:val="0"/>
-                <w:iCs w:val="0"/>
-                <w:color w:val="17324d"/>
-                <w:sz w:val="20"/>
-                <w:szCs w:val="20"/>
-                <w:rtl w:val="0"/>
-              </w:rPr>
-              <w:t xml:space="preserve">Consultant IA / ML — Enseignant</w:t>
+              <w:t xml:space="preserve">Head of AI practice</w:t>
             </w:r>
             <w:r>
               <w:rPr>

--- a/Stefan_Duprey_CV.docx
+++ b/Stefan_Duprey_CV.docx
@@ -1448,6 +1448,64 @@
               <w:rPr>
                 <w:rtl w:val="0"/>
               </w:rPr>
+            </w:r>
+          </w:p>
+          <w:p>
+            <w:pPr>
+              <w:spacing w:after="60" w:line="252.00000000000003" w:lineRule="auto"/>
+              <w:ind w:left="720" w:firstLine="0"/>
+              <w:rPr>
+                <w:b w:val="1"/>
+                <w:bCs w:val="1"/>
+                <w:color w:val="17324d"/>
+              </w:rPr>
+            </w:pPr>
+            <w:r>
+              <w:rPr>
+                <w:rtl w:val="0"/>
+              </w:rPr>
+            </w:r>
+          </w:p>
+          <w:p>
+            <w:pPr>
+              <w:keepNext w:val="0"/>
+              <w:keepLines w:val="0"/>
+              <w:pageBreakBefore w:val="0"/>
+              <w:widowControl w:val="1"/>
+              <w:pBdr>
+                <w:top w:space="0" w:sz="0" w:val="nil"/>
+                <w:left w:space="0" w:sz="0" w:val="nil"/>
+                <w:bottom w:space="0" w:sz="0" w:val="nil"/>
+                <w:right w:space="0" w:sz="0" w:val="nil"/>
+                <w:between w:space="0" w:sz="0" w:val="nil"/>
+              </w:pBdr>
+              <w:shd w:fill="auto" w:val="clear"/>
+              <w:spacing w:after="60" w:before="0" w:line="252.00000000000003" w:lineRule="auto"/>
+              <w:ind w:left="720" w:right="0" w:firstLine="0"/>
+              <w:jc w:val="left"/>
+              <w:rPr>
+                <w:b w:val="1"/>
+                <w:bCs w:val="1"/>
+                <w:color w:val="17324d"/>
+              </w:rPr>
+            </w:pPr>
+            <w:r>
+              <w:rPr>
+                <w:b w:val="1"/>
+                <w:bCs w:val="1"/>
+                <w:color w:val="17324d"/>
+                <w:rtl w:val="0"/>
+              </w:rPr>
+              <w:t xml:space="preserve">Managing a team of data scientist to keep up to date with the last technological advances around AI and data science</w:t>
+            </w:r>
+            <w:r>
+              <w:rPr>
+                <w:b w:val="1"/>
+                <w:bCs w:val="1"/>
+                <w:color w:val="17324d"/>
+                <w:rtl w:val="0"/>
+              </w:rPr>
+              <w:t xml:space="preserve"> </w:t>
             </w:r>
           </w:p>
           <w:p>

--- a/Stefan_Duprey_CV.docx
+++ b/Stefan_Duprey_CV.docx
@@ -1375,7 +1375,11 @@
                 <w:tab w:val="right" w:leader="none" w:pos="6556"/>
               </w:tabs>
               <w:spacing w:after="30" w:lineRule="auto"/>
-              <w:rPr/>
+              <w:rPr>
+                <w:b w:val="1"/>
+                <w:bCs w:val="1"/>
+                <w:color w:val="17324d"/>
+              </w:rPr>
             </w:pPr>
             <w:r>
               <w:rPr>
@@ -1444,22 +1448,6 @@
               </w:rPr>
               <w:t xml:space="preserve"> – aujourd'hui</w:t>
             </w:r>
-            <w:r>
-              <w:rPr>
-                <w:rtl w:val="0"/>
-              </w:rPr>
-            </w:r>
-          </w:p>
-          <w:p>
-            <w:pPr>
-              <w:spacing w:after="60" w:line="252.00000000000003" w:lineRule="auto"/>
-              <w:ind w:left="720" w:firstLine="0"/>
-              <w:rPr>
-                <w:b w:val="1"/>
-                <w:bCs w:val="1"/>
-                <w:color w:val="17324d"/>
-              </w:rPr>
-            </w:pPr>
             <w:r>
               <w:rPr>
                 <w:rtl w:val="0"/>
@@ -1487,25 +1475,22 @@
                 <w:b w:val="1"/>
                 <w:bCs w:val="1"/>
                 <w:color w:val="17324d"/>
-              </w:rPr>
-            </w:pPr>
-            <w:r>
-              <w:rPr>
-                <w:b w:val="1"/>
-                <w:bCs w:val="1"/>
-                <w:color w:val="17324d"/>
-                <w:rtl w:val="0"/>
-              </w:rPr>
-              <w:t xml:space="preserve">Managing a team of data scientist to keep up to date with the last technological advances around AI and data science</w:t>
-            </w:r>
-            <w:r>
-              <w:rPr>
-                <w:b w:val="1"/>
-                <w:bCs w:val="1"/>
-                <w:color w:val="17324d"/>
-                <w:rtl w:val="0"/>
-              </w:rPr>
-              <w:t xml:space="preserve"> </w:t>
+                <w:sz w:val="20"/>
+                <w:szCs w:val="20"/>
+              </w:rPr>
+            </w:pPr>
+            <w:r>
+              <w:rPr>
+                <w:sz w:val="20"/>
+                <w:szCs w:val="20"/>
+                <w:rtl w:val="0"/>
+              </w:rPr>
+              <w:t xml:space="preserve">Manager d’ une équipe de data scientists afin de rester à la pointe des dernières avancées technologiques en matière d’intelligence artificielle et de data science </w:t>
+            </w:r>
+            <w:r>
+              <w:rPr>
+                <w:rtl w:val="0"/>
+              </w:rPr>
             </w:r>
           </w:p>
           <w:p>
